--- a/example_articles/countries/Turkey/2.countries_Turkey_New_York_Times.docx
+++ b/example_articles/countries/Turkey/2.countries_Turkey_New_York_Times.docx
@@ -27,17 +27,17 @@
     </w:p>
     <w:p>
       <w:r>
-        <w:t>Source File: NYT/34.DOCX</w:t>
+        <w:t>Source file: NYT/34.DOCX</w:t>
       </w:r>
     </w:p>
     <w:p>
       <w:r>
-        <w:t>Raw locations result: ['Turkey']</w:t>
+        <w:t>Raw locations result, 'locations': ['Turkey']</w:t>
       </w:r>
     </w:p>
     <w:p>
       <w:r>
-        <w:t>countries_stand_flat (Standardized): Turkey</w:t>
+        <w:t>Standardized locations result, 'countries_stand_flat': Turkey</w:t>
       </w:r>
     </w:p>
     <w:p>

--- a/example_articles/countries/Turkey/2.countries_Turkey_New_York_Times.docx
+++ b/example_articles/countries/Turkey/2.countries_Turkey_New_York_Times.docx
@@ -7,7 +7,7 @@
         <w:pStyle w:val="Heading1"/>
       </w:pPr>
       <w:r>
-        <w:t>Sin and Comeuppance Down Under</w:t>
+        <w:t>When Self-Interest Clashes With Unruly Desire; Movie Review | 'Three Monkeys'</w:t>
       </w:r>
     </w:p>
     <w:p>
@@ -17,17 +17,17 @@
     </w:p>
     <w:p>
       <w:r>
-        <w:t>Date: 2010-04-09</w:t>
+        <w:t>Date: 2009-04-30</w:t>
       </w:r>
     </w:p>
     <w:p>
       <w:r>
-        <w:t>Section: Section C; Column 0; Movies, Performing Arts/Weekend Desk; Pg. 11; MOVIE REVIEW 'THE SQUARE'</w:t>
+        <w:t>Section: MOVIES</w:t>
       </w:r>
     </w:p>
     <w:p>
       <w:r>
-        <w:t>Source file: NYT/34.DOCX</w:t>
+        <w:t>Source file: NYT/37.DOCX</w:t>
       </w:r>
     </w:p>
     <w:p>
@@ -49,46 +49,33 @@
     </w:p>
     <w:p>
       <w:r>
-        <w:t>If you've seen ''No Country for Old Men'' or ''A Simple Plan'' or any number of other, similar movies, you probably know that nothing good is likely to come from taking somebody else's bag full of cash. Perhaps Ray and Carla, the adulterous couple at the center of ''The Square,'' haven't seen these films, or have drawn the wrong lessons from them. After Carla comes across a satchel full of money that her loutish, vaguely criminal husband has stashed in a crawl space in the laundry room of their house, she and Ray concoct a plan to snatch it and get out of town. What else would they do? And what could possibly go wrong?</w:t>
+        <w:t>At least since 2003, when his third feature, "Distant," won two prizes in Cannes, the Turkish director Nuri Bilge Ceylan has been a star of the international art-film circuit. "Distant" and its successor,            "Climates" (a Cannes selection in 2006), are distinguished by careful framing, minimal camera movement and a mood that combines deep ennui with erotic longing. Though the films occasionally glance at modern global and Turkish social realities, they have a studiously abstract, timeless quality, a style that seems intended to soothe gloomy late-born cinephiles with intimations of Antonioni.</w:t>
         <w:br/>
-        <w:t xml:space="preserve">  Quite a bit, of course, but Ray and Carla's misfortunes are, in the perverse, tried-and-true logic of film noir, a boon to the audience, who can reap a clammy kind of satisfaction from a well-turned wallow in someone else's depravity. ''The Square,'' which is the first feature directed by Nash Edgerton, an Australian stuntman turned filmmaker, is a nasty, gripping exercise in sin and comeuppance. Written by Matthew Dabner and Mr. Edgerton's brother, Joel, it turns a humdrum Down Under backwater into a black hole of haphazard crime and arbitrary punishment. </w:t>
+        <w:t>The mood of "Distant" is pretty well summed up in the title, and while "Climates" begins in warm sunshine, it feels most at home in the wintry landscape of its final scenes. Mr. Ceylan's latest movie, "Three Monkeys," which earned him an award for directing at Cannes last year, is in some ways a departure. The long takes and exquisite compositions are still there, but this time Mr. Ceylan trains his cool, detached sensibility on a ripe and pulpy melodrama that might have originated in a James M. Cain novel. The emotional weather is unusually hot and sticky, and the themes of class antagonism and sexual cruelty are overt, even if the literal depictions of sex and violence remain oblique and understated.</w:t>
         <w:br/>
-        <w:t xml:space="preserve">  Ray and Carla's mixture of lust, greed and desperation doesn't make them all that unusual in this place, it turns out. Their amateurism is what sets them apart, and it is possible to feel sympathy for their weakness as well as disgust at their callous irresponsibility. Mr. Edgerton, with crack timing in the editing room and a sure hand on the Steadicam, is a coldblooded professional. His craft is frightening.</w:t>
+        <w:t>The basic story is as tight and simple as a slipknot. Servet (Ercan Kesal), a politician in the midst of a re-election campaign, is involved in a hit-and-run accident on a dark country road. He persuades his driver, Eyup (Yavuz Bingol), to take the fall for him, which will involve serving a relatively short prison sentence in exchange for an unspecified but large sum of money. Eyup, who lives with his wife and teenage son in a small apartment with a mind-blowingly cinematic view of the Bosporus, furrows his brow, shrugs his shoulders and accepts the offer.</w:t>
         <w:br/>
-        <w:t xml:space="preserve">  Ray (David Roberts), gray-haired and taciturn, with telltale signs of vulnerability playing across his narrow features, makes a good living in construction, and is supervising the building of a vacation development. (His boss is played by Bill Hunter, who was, among many other things, the father in ''Muriel's Wedding'' and who should be declared an Australian national treasure.) Ray is involved in some shady business dealings, but he seems above all consumed by his infatuation with Carla (Claire van der Boom), who is much younger and who lives in a rougher, working-class part of town. </w:t>
+        <w:t>Complications, as the saying goes, ensue. In Eyup's absence, his son, Ismail (Ahmet Rifat Sungar), who can't seem to pass his university entrance exam, drifts from adolescent idleness toward something potentially more dangerous. Hacer (Hatice Aslan), the boy's mother, motivated at least partly by anxiety about her son, seeks out Servet's help and ends up having an affair with him. What follows, while not exactly predictable, fits squarely within the logic of classic film noir, where cold-eyed self-interest quickly becomes entangled with unruly desires and the primal imperatives of honor and obligation.</w:t>
         <w:br/>
-        <w:t xml:space="preserve">  Whether Carla shares his passion or is just using him as an exit strategy is a question the film leaves a bit too ambiguous. Ms. Van der Boom is a nimble actress, but her character is missing a nuance or two. On the other hand, nuance is not really part of Carla's world. Her husband,  Smithy (Anthony Hayes), is less a monster than a run-of-the-mill thug, with a ginger-colored mullet haircut and a dog who might be his better-looking canine cousin. </w:t>
+        <w:t>All of it unfolds in hushed tones underneath a livid green sky, almost as if the clouds had been bruised by the emotional brutality the characters inflict on one another. Mr. Ceylan, a photographer as well as a filmmaker, at times falls prey to the pathetic fallacy, letting rain and lightning and mocking bursts of sunshine do too much of the dramatic work. And at the end he proves so besotted by his own prodigious ability to produce cinema with a capital C that he keeps the film going even after the story is effectively over. Good pulp depends, above all, on a ruthless sense of economy, and "Three Monkeys" is just a bit too profligate, too fancy, to be entirely convincing.</w:t>
         <w:br/>
-        <w:t xml:space="preserve">  When Carla finds Smithy's hidden lucre, she and Ray hire an arsonist to burn the house down, figuring that the fire will cover up their theft and give them time to escape.</w:t>
+        <w:t xml:space="preserve">Which is not to say that it isn't interesting. Somber as Mr. Ceylan's films are, each is leavened by a bit of deadpan, minimalist comedy: an errant hazelnut skittering across a wooden floor in "Climates"; a maudlin pop song used as a cellphone ringtone here. And what Mr. Ceylan does with his actors is close to uncanny. Their dialogue is almost entirely literal and pedestrian, in keeping with their resolute ordinariness, but their equally ordinary faces become masks of mysterious, almost sublime feeling. </w:t>
         <w:br/>
-        <w:t xml:space="preserve">  As I've suggested, a lot goes wrong, but one of the pleasures of ''The Square'' is watching its intricate  plot unfold. The accidents, complications and reversals that drive the movie forward -- an unintended death followed by a few that are less accidental; a series of blackmail letters; foul weather; a shark attack -- feel less like the usual mechanical twists than like the perverse and ruthlessly logical operations of fate itself. </w:t>
+        <w:t>This is especially true of Ms. Aslan, whose face, with its wide, downturned mouth and dark-rimmed eyes, would be at home in Noh theater or silent film. Without her charisma, the movie would feel much more like an arch formal exercise. But Mr. Bingol, brooding stoically behind a dark mustache and heavy brows, and Mr. Sungar, pouting and gaunt, also impart their share of poetry. Only Mr. Kesal, playing a man in dubious possession of a soul, is a creature of pure prose.</w:t>
         <w:br/>
-        <w:t xml:space="preserve">  The bleak, rigorous cynicism of the script is matched perfectly by Mr. Edgerton's ruthless cinematic discipline. Human motivations are almost universally venal. One of the only decent people in this town is the arsonist -- played by Joel Edgerton, the co-screenwriter  --  who is kind to his simple-minded young girlfriend (Hanna Mangan-Lawrence) and attached, unlike Ray, to a semi-workable code of professional ethics. </w:t>
+        <w:t xml:space="preserve">The title of "Three Monkeys," which Mr. Ceylan attributes to Confucius, raises a bit of a mathematical puzzle, since there are, after all, four main characters. Which three are the monkeys? Who is the odd man out - or, as the case may be, the lone human being in the primate menagerie? Does Servet make monkeys out of the other three, a working-class family at the mercy of a rich and powerful man? Is Ismail the innocent young victim of a morally obtuse older generation? Is Eyup a decent guy undone by monkeyshines perpetrated by his boss, his wife and his son? Or is it the men who are beasts, menacing Hacer and driving her to the brink of madness? Her husband and her lover both threaten to kill her, her son slaps her face, and she can't seem to escape any of them. </w:t>
         <w:br/>
-        <w:t xml:space="preserve">  The nicest nice guy, meanwhile, ends up pretty much in the same place as the ugliest bad guy. And by the time the final measure of rough cosmic justice is meted out, ''The Square'' has completed a tour of moral squalor that is suspenseful, invigorating and sometimes harshly funny. </w:t>
+        <w:t>The film's shifting, elusive point of view is evidence of Mr. Ceylan's skill. But he keeps himself, and the audience, safely outside the cage, while the four hapless beings inside suffer and struggle, beyond the reach of our compassion, as if some coldhearted creator had made them for no purpose beyond his own amusement.</w:t>
         <w:br/>
-        <w:t xml:space="preserve">  What could prepare you for such an experience? Well, how about a nine-minute short that is a sharp, sick tour de force in its own right? Nash Edgerton's 2007 film. ''Spider,'' fits that description, and it is being shown in theaters with ''The Square.'' A blink-and-you'll-miss-it allusion to the earlier film pops up in the middle of the feature, but ''Spider'' stands on its own and serves as a jolting introduction to this director's skill, sensibility and sense of humor. </w:t>
+        <w:t>THREE MONKEYS</w:t>
         <w:br/>
-        <w:t xml:space="preserve">  ''The Square'' is rated R. It has sex, strong language and violence.</w:t>
+        <w:t xml:space="preserve">Opens on Friday in Manhattan. </w:t>
         <w:br/>
-        <w:t xml:space="preserve">  THE SQUARE</w:t>
+        <w:t xml:space="preserve">Directed by Nuri Bilge Ceylan; written by Ebru Ceylan, Ercan Kesal and Mr. Ceylan; director of photography, Gokhan Tiryaki; edited by Ayhan Ergursel, Bora Goksingol and Mr. Ceylan; art director, Ebru Ceylan; produced by Zeynep Ozbatur; released by Zeitgeist Films. In Turkish, with English subtitles. Running time: 1 hour 49 minutes. This film is not rated. </w:t>
         <w:br/>
-        <w:t xml:space="preserve">  Opens on Friday  in New York and Los Angeles. </w:t>
+        <w:t>WITH: Yavuz Bingol (Eyup), Hatice Aslan (Hacer), Ahmet Rifat Sungar (Ismail), Ercan Kesal (Servet), Cafer Kose (Bayram) and Gurkan Aydin (the Child).</w:t>
         <w:br/>
-        <w:t xml:space="preserve">  Directed by Nash Edgerton; written by Joel Edgerton and Matthew Dabner, based on an original story by Joel Edgerton; director of photography, Brad Shield; edited by Luke Doolan and Nash Edgerton; music by Francois Tetaz, with songs by Ben Lee; production designer, Elizabeth Mary Moore; costumes by Sally Sharpe; produced by Louise Smith; released by Apparition. Shown with Nash Edgerton's nine-minute ''Spider'' in Manhattan at the Landmark Sunshine Cinema, 139-143 East Houston Street, East Village. Running time: 1 hour 56 minutes. </w:t>
-        <w:br/>
-        <w:t xml:space="preserve">  WITH: David Roberts (Ray), Claire van der Boom (Carla), Joel Edgerton (Billy), Anthony Hayes (Smithy), Peter Phelps (Jake), Bill Hunter (Gil Hubbard) and Hanna Mangan-Lawrence (Lily).  </w:t>
-        <w:br/>
-        <w:br/>
-        <w:t>http://www.nytimes.com</w:t>
-        <w:br/>
-        <w:br/>
-        <w:t>Graphic</w:t>
-        <w:br/>
-        <w:br/>
-        <w:t xml:space="preserve"> </w:t>
-        <w:br/>
-        <w:t>PHOTO: Claire van der Boom and David Roberts in ''The Square.'' (PHOTOGRAPH BY DANIEL GUERRA/APPARITION)</w:t>
+        <w:t>PHOTO: Hatice Aslan, left, and Yavuz Bingol play husband and wife in "Three Monkeys," from the Turkish director Nuri Bilge Ceylan.(PHOTOGRAPH BY ZEITGEIST FILMS)</w:t>
       </w:r>
     </w:p>
     <w:sectPr>

--- a/example_articles/countries/Turkey/2.countries_Turkey_New_York_Times.docx
+++ b/example_articles/countries/Turkey/2.countries_Turkey_New_York_Times.docx
@@ -7,7 +7,7 @@
         <w:pStyle w:val="Heading1"/>
       </w:pPr>
       <w:r>
-        <w:t>When Self-Interest Clashes With Unruly Desire; Movie Review | 'Three Monkeys'</w:t>
+        <w:t>When Turkey's Big Plans Fall Short</w:t>
       </w:r>
     </w:p>
     <w:p>
@@ -17,17 +17,17 @@
     </w:p>
     <w:p>
       <w:r>
-        <w:t>Date: 2009-04-30</w:t>
+        <w:t>Date: 2018-10-01</w:t>
       </w:r>
     </w:p>
     <w:p>
       <w:r>
-        <w:t>Section: MOVIES</w:t>
+        <w:t>Section: Section B; Column 0; Business/Financial Desk; Pg. 3</w:t>
       </w:r>
     </w:p>
     <w:p>
       <w:r>
-        <w:t>Source file: NYT/37.DOCX</w:t>
+        <w:t>Source file: NYT/21.DOCX</w:t>
       </w:r>
     </w:p>
     <w:p>
@@ -49,33 +49,70 @@
     </w:p>
     <w:p>
       <w:r>
-        <w:t>At least since 2003, when his third feature, "Distant," won two prizes in Cannes, the Turkish director Nuri Bilge Ceylan has been a star of the international art-film circuit. "Distant" and its successor,            "Climates" (a Cannes selection in 2006), are distinguished by careful framing, minimal camera movement and a mood that combines deep ennui with erotic longing. Though the films occasionally glance at modern global and Turkish social realities, they have a studiously abstract, timeless quality, a style that seems intended to soothe gloomy late-born cinephiles with intimations of Antonioni.</w:t>
+        <w:t>ISTANBUL -- A group of residents have been protesting for more than 70 days at an empty building site in eastern Istanbul.</w:t>
         <w:br/>
-        <w:t>The mood of "Distant" is pretty well summed up in the title, and while "Climates" begins in warm sunshine, it feels most at home in the wintry landscape of its final scenes. Mr. Ceylan's latest movie, "Three Monkeys," which earned him an award for directing at Cannes last year, is in some ways a departure. The long takes and exquisite compositions are still there, but this time Mr. Ceylan trains his cool, detached sensibility on a ripe and pulpy melodrama that might have originated in a James M. Cain novel. The emotional weather is unusually hot and sticky, and the themes of class antagonism and sexual cruelty are overt, even if the literal depictions of sex and violence remain oblique and understated.</w:t>
+        <w:t xml:space="preserve">They sit on plastic chairs beside a couple of tents. New high-rise buildings surround them, but stagnant water has pooled on this site, and weeds sprout from the mounds of earth. </w:t>
         <w:br/>
-        <w:t>The basic story is as tight and simple as a slipknot. Servet (Ercan Kesal), a politician in the midst of a re-election campaign, is involved in a hit-and-run accident on a dark country road. He persuades his driver, Eyup (Yavuz Bingol), to take the fall for him, which will involve serving a relatively short prison sentence in exchange for an unspecified but large sum of money. Eyup, who lives with his wife and teenage son in a small apartment with a mind-blowingly cinematic view of the Bosporus, furrows his brow, shrugs his shoulders and accepts the offer.</w:t>
+        <w:t xml:space="preserve">  Around 300 homes were demolished as part of an urban development program in the district of Fikirtepe on Istanbul's increasingly fashionable Asian shore. The families have been living in rented accommodations until their residential block is built.</w:t>
         <w:br/>
-        <w:t>Complications, as the saying goes, ensue. In Eyup's absence, his son, Ismail (Ahmet Rifat Sungar), who can't seem to pass his university entrance exam, drifts from adolescent idleness toward something potentially more dangerous. Hacer (Hatice Aslan), the boy's mother, motivated at least partly by anxiety about her son, seeks out Servet's help and ends up having an affair with him. What follows, while not exactly predictable, fits squarely within the logic of classic film noir, where cold-eyed self-interest quickly becomes entangled with unruly desires and the primal imperatives of honor and obligation.</w:t>
+        <w:t xml:space="preserve">  ''It was a beautiful neighborhood,'' said Kadriye Akguzel, who owned three apartments here with her son. ''Everyone had the key to their neighbor's house.''</w:t>
         <w:br/>
-        <w:t>All of it unfolds in hushed tones underneath a livid green sky, almost as if the clouds had been bruised by the emotional brutality the characters inflict on one another. Mr. Ceylan, a photographer as well as a filmmaker, at times falls prey to the pathetic fallacy, letting rain and lightning and mocking bursts of sunshine do too much of the dramatic work. And at the end he proves so besotted by his own prodigious ability to produce cinema with a capital C that he keeps the film going even after the story is effectively over. Good pulp depends, above all, on a ruthless sense of economy, and "Three Monkeys" is just a bit too profligate, too fancy, to be entirely convincing.</w:t>
+        <w:t xml:space="preserve">  But construction has stalled as Turkey's economy has faltered. The private developers who were granted the license for this bloc of 85 landowners have halted construction over money disputes.</w:t>
         <w:br/>
-        <w:t xml:space="preserve">Which is not to say that it isn't interesting. Somber as Mr. Ceylan's films are, each is leavened by a bit of deadpan, minimalist comedy: an errant hazelnut skittering across a wooden floor in "Climates"; a maudlin pop song used as a cellphone ringtone here. And what Mr. Ceylan does with his actors is close to uncanny. Their dialogue is almost entirely literal and pedestrian, in keeping with their resolute ordinariness, but their equally ordinary faces become masks of mysterious, almost sublime feeling. </w:t>
+        <w:t xml:space="preserve">  Urban transformation has been one of the much-vaunted achievements of President Recep Tayyip Erdogan's 16 years in power. Whole sections of Istanbul, and many other cities, have been pulled down to be replaced with modern office buildings and homes. The redevelopment has spurred rapid economic growth in Turkey, generating employment and providing housing for Mr. Erdogan's voter base.</w:t>
         <w:br/>
-        <w:t>This is especially true of Ms. Aslan, whose face, with its wide, downturned mouth and dark-rimmed eyes, would be at home in Noh theater or silent film. Without her charisma, the movie would feel much more like an arch formal exercise. But Mr. Bingol, brooding stoically behind a dark mustache and heavy brows, and Mr. Sungar, pouting and gaunt, also impart their share of poetry. Only Mr. Kesal, playing a man in dubious possession of a soul, is a creature of pure prose.</w:t>
+        <w:t xml:space="preserve">  Yet protests have swelled over Mr. Erdogan's emphasis on construction and growth at any cost. The construction boom, largely built on foreign credit, has brought wealth to a whole swath of construction firms. But it has also saddled the country with heavy private-sector debt that is more difficult to pay as the Turkish lira falls. Turkish banks have borrowed $186 billion, much of it denominated in American dollars. Some $77 billion will need refinancing in the next 12 months, according to Moody's Investors Service.</w:t>
         <w:br/>
-        <w:t xml:space="preserve">The title of "Three Monkeys," which Mr. Ceylan attributes to Confucius, raises a bit of a mathematical puzzle, since there are, after all, four main characters. Which three are the monkeys? Who is the odd man out - or, as the case may be, the lone human being in the primate menagerie? Does Servet make monkeys out of the other three, a working-class family at the mercy of a rich and powerful man? Is Ismail the innocent young victim of a morally obtuse older generation? Is Eyup a decent guy undone by monkeyshines perpetrated by his boss, his wife and his son? Or is it the men who are beasts, menacing Hacer and driving her to the brink of madness? Her husband and her lover both threaten to kill her, her son slaps her face, and she can't seem to escape any of them. </w:t>
+        <w:t xml:space="preserve">  Many construction projects have ground to a halt in recent months as credit evaporates amid soaring inflation and the sliding lira. In Fikirtepe, skeletons of half-finished tower blocks outnumber the glossy new apartment buildings. Cranes stand idle, and families are still living in crumbling houses awaiting demolition. Property firms are offering discounted deals to encourage sales as two million new apartments remain unsold around the country.</w:t>
         <w:br/>
-        <w:t>The film's shifting, elusive point of view is evidence of Mr. Ceylan's skill. But he keeps himself, and the audience, safely outside the cage, while the four hapless beings inside suffer and struggle, beyond the reach of our compassion, as if some coldhearted creator had made them for no purpose beyond his own amusement.</w:t>
+        <w:t xml:space="preserve">  The Fikirtepe project was an ambitious effort to transform a central working-class district into an upmarket residential area. It was designated a Special Town Planning Area, which allowed contractors to build high-rise apartments.</w:t>
         <w:br/>
-        <w:t>THREE MONKEYS</w:t>
+        <w:t xml:space="preserve">  Prime Minister Binali Yildirim presided over the groundbreaking ceremony in 2017. He promised an entirely new city in Fikirtepe of ''beautiful, sparkling living spaces.'' One block was to be called Brooklyn Dream.</w:t>
         <w:br/>
-        <w:t xml:space="preserve">Opens on Friday in Manhattan. </w:t>
+        <w:t xml:space="preserve">  Some residents never wanted to sign up for the plan, which would demolish their homes, said Engin Akguzel, the son of Ms. Akguzel who is a driver and a spokesman for the group of protesters. Under the deal, the company offered to pay for rented accommodations for up to 42 months until they could move into the new apartment building.</w:t>
         <w:br/>
-        <w:t xml:space="preserve">Directed by Nuri Bilge Ceylan; written by Ebru Ceylan, Ercan Kesal and Mr. Ceylan; director of photography, Gokhan Tiryaki; edited by Ayhan Ergursel, Bora Goksingol and Mr. Ceylan; art director, Ebru Ceylan; produced by Zeynep Ozbatur; released by Zeitgeist Films. In Turkish, with English subtitles. Running time: 1 hour 49 minutes. This film is not rated. </w:t>
+        <w:t xml:space="preserve">  His father, now deceased, built the three apartments in the 1950s. His mother, Ms. Akguzel, lived in one apartment and used the income from the third to supplement her pension. He lived on the ground floor with his family.</w:t>
         <w:br/>
-        <w:t>WITH: Yavuz Bingol (Eyup), Hatice Aslan (Hacer), Ahmet Rifat Sungar (Ismail), Ercan Kesal (Servet), Cafer Kose (Bayram) and Gurkan Aydin (the Child).</w:t>
+        <w:t xml:space="preserve">  The 25 homeowners who had been resisting agreed to join the plan after a new law threatened to take their property for less compensation than the construction company was offering. The bulldozers moved in during the summer of 2016.</w:t>
         <w:br/>
-        <w:t>PHOTO: Hatice Aslan, left, and Yavuz Bingol play husband and wife in "Three Monkeys," from the Turkish director Nuri Bilge Ceylan.(PHOTOGRAPH BY ZEITGEIST FILMS)</w:t>
+        <w:t xml:space="preserve">  The first sign of trouble came a year later, in June 2017, when the developer failed to pay the money for the landowners' rent.</w:t>
+        <w:br/>
+        <w:t xml:space="preserve">  ''We became suspicious,'' Mr. Akguzel said. They checked on the developer and found that the company had changed hands. The new registered owner seemed to be a member of the firm's staff.</w:t>
+        <w:br/>
+        <w:t xml:space="preserve">  ''The owner got out of it, and now the man who serves the tea is the owner of the company,'' said Yasin Bektas, a resident who runs a local online news site and leads a separate protest group, which has sued the developers.</w:t>
+        <w:br/>
+        <w:t xml:space="preserve">  The original investors have pulled out of the project and are involved in a lawsuit with their contractor. Mahir Sasmaz, the former head of construction for Pana Construction, the main developer, blamed rising costs and an inability to sell apartments for the company's difficulties.</w:t>
+        <w:br/>
+        <w:t xml:space="preserve">  ''Costs increased, and the number of flats sold did not reach to the expected numbers,'' he said in a telephone interview. ''If sales remain at those levels, none of the contractors there will make a profit.''</w:t>
+        <w:br/>
+        <w:t xml:space="preserve">  Lawsuits take years in Turkey, and the families are worried about waiting that long. Most of his group are pensioners and cannot pay their rent, Mr. Akguzel said.</w:t>
+        <w:br/>
+        <w:t xml:space="preserve">  He complained that officials at the ministry that oversees urban planning were unsympathetic even though they had pushed the residents to accept the project in the first place. Officials visited them before the June elections, promising assistance, but have avoided them since, Mr. Akguzel added.</w:t>
+        <w:br/>
+        <w:t xml:space="preserve">  The ministry's deputy under secretary, Mucahit Demirtas, posted pictures and comments on Twitter promising to work on solutions for the protesters in June. ''We cannot leave the titleholders alone,'' he wrote after meeting with one of the original investors.</w:t>
+        <w:br/>
+        <w:t xml:space="preserve">  The protesters are demanding that the government step in and ensure the block is built.</w:t>
+        <w:br/>
+        <w:t xml:space="preserve">  ''The state has the power,'' said Erol Torpil, an insurance adviser, who had opposed the plan from the start because he owned a block of five flats and lived off the rent from them. ''The only thing we want is for the houses to be built immediately.''</w:t>
+        <w:br/>
+        <w:t xml:space="preserve">  But the protesters are careful not to criticize the increasingly authoritarian Mr. Erdogan, even if he has promoted the whole urban transformation. Many note that he has often publicly castigated real estate developers and building contractors in the past.</w:t>
+        <w:br/>
+        <w:t xml:space="preserve">  ''We are not angry with the president,'' Mr. Akguzel said. ''But I am personally heartbroken. I was thinking that the only person who could intervene was the president.''</w:t>
+        <w:br/>
+        <w:t xml:space="preserve">  The attitude of officials since the elections had made his mother lose confidence. ''I would lie if I said I still have hope,'' she said.</w:t>
+        <w:br/>
+        <w:br/>
+        <w:t>https://www.nytimes.com/2018/09/30/business/turkey-economy-development-protests.html</w:t>
+        <w:br/>
+        <w:br/>
+        <w:t>Graphic</w:t>
+        <w:br/>
+        <w:br/>
+        <w:t xml:space="preserve"> </w:t>
+        <w:br/>
+        <w:t>PHOTOS: Protesters in Fikirtepe, a neighborhood in Istanbul, said a construction company promised them homes in a high-rise apartment, only to renege after bankruptcy.</w:t>
+        <w:br/>
+        <w:t xml:space="preserve"> Engin Akguzel, a spokesman for the protesters, showing a picture of his house, which was on the site. Many construction projects have ground to a halt as Turkey's economy has faltered. (PHOTOGRAPHS BY DANIELLE VILLASANA FOR THE NEW YORK TIMES)</w:t>
       </w:r>
     </w:p>
     <w:sectPr>
